--- a/en/wisdom-stories/alis-unreliable-rope.docx
+++ b/en/wisdom-stories/alis-unreliable-rope.docx
@@ -30,7 +30,7 @@
         <w:rPr>
           <w:lang/>
         </w:rPr>
-        <w:t>There was once a craftsman named Ali who made rope from flax fibres. He was careless about his work, and his ropes were weak. They often snapped and caused accidents. Before long, people began calling him “Ali of the Rotten Ropes.”</w:t>
+        <w:t xml:space="preserve">There was once a craftsman named Ali who made rope from flax fibers. He was careless about his work, and his ropes were weak. They often snapped and caused accidents. Before long, people began calling him “Ali of the Rotten Ropes.”</w:t>
       </w:r>
     </w:p>
     <w:p>
